--- a/docs/Huong_dan_tich_hop_Mini_Chat_Major_OS.docx
+++ b/docs/Huong_dan_tich_hop_Mini_Chat_Major_OS.docx
@@ -506,7 +506,7 @@
       <w:r>
         <w:t>{</w:t>
         <w:br/>
-        <w:t xml:space="preserve">  "answer": "Bạn cần xin nghỉ phép tối thiểu **48 giờ** trước khi nghỉ.",</w:t>
+        <w:t xml:space="preserve">  "answer": "Bạn cần xin nghỉ phép tối thiểu 48 giờ trước khi nghỉ.",</w:t>
         <w:br/>
         <w:t xml:space="preserve">  "grounded": true,</w:t>
         <w:br/>
@@ -534,7 +534,7 @@
         <w:pStyle w:val="ListBullet"/>
       </w:pPr>
       <w:r>
-        <w:t>answer: nội dung hiển thị trong bong bóng trả lời. Văn bản dùng hai kiểu định dạng Markdown: **in đậm** và danh sách gạch đầu dòng (dòng bắt đầu bằng “- ”), xuống dòng bằng ký tự \n. Mini chat cần hiển thị hai kiểu này (hoặc bỏ ký tự ** trước khi hiển thị), nếu không người dùng sẽ thấy dấu ** thừa.</w:t>
+        <w:t>answer: nội dung hiển thị trong bong bóng trả lời. Là văn bản thuần, không chứa ký hiệu Markdown (không có **, #, `). Câu trả lời nhiều ý gồm nhiều dòng, ngăn cách bằng ký tự xuống dòng \n; các ý liệt kê là những dòng bắt đầu bằng “- ”. Mini chat cần giữ nguyên xuống dòng khi hiển thị (ví dụ CSS white-space: pre-wrap), không cần xử lý định dạng nào khác.</w:t>
       </w:r>
     </w:p>
     <w:p>
@@ -843,7 +843,7 @@
         <w:pStyle w:val="ListBullet"/>
       </w:pPr>
       <w:r>
-        <w:t>Mini chat hiển thị data.answer, hiển thị đúng **in đậm** và gạch đầu dòng.</w:t>
+        <w:t>Mini chat hiển thị data.answer và giữ nguyên các dấu xuống dòng trong câu trả lời.</w:t>
       </w:r>
     </w:p>
     <w:p>
